--- a/assets/files/atelier/ecole/07-glpi_fusion.docx
+++ b/assets/files/atelier/ecole/07-glpi_fusion.docx
@@ -1381,13 +1381,7 @@
               <w:spacing w:after="0" w:line="240" w:lineRule="auto"/>
             </w:pPr>
             <w:r>
-              <w:t xml:space="preserve">GLPI nécessite un serveur web, ainsi qu'une base de données pour fonctionner. Nous allons donc installer la pile LAMP sous Debian, et configurer la base de </w:t>
-            </w:r>
-            <w:r>
-              <w:t>données</w:t>
-            </w:r>
-            <w:r>
-              <w:t xml:space="preserve"> pour accueillir GLPI</w:t>
+              <w:t>GLPI nécessite un serveur web, ainsi qu'une base de données pour fonctionner. Nous allons donc installer la pile LAMP sous Debian, et configurer la base de données pour accueillir GLPI</w:t>
             </w:r>
             <w:r>
               <w:t> :</w:t>
@@ -1403,6 +1397,9 @@
               <w:spacing w:after="0" w:line="240" w:lineRule="auto"/>
             </w:pPr>
             <w:r>
+              <w:rPr>
+                <w:noProof/>
+              </w:rPr>
               <w:lastRenderedPageBreak/>
               <w:drawing>
                 <wp:inline distT="0" distB="0" distL="0" distR="0" wp14:anchorId="5CE3AC4C" wp14:editId="588DEFF1">
@@ -1451,19 +1448,42 @@
               <w:spacing w:after="0" w:line="240" w:lineRule="auto"/>
             </w:pPr>
             <w:r>
-              <w:t>GLPI nécessite quelque dépendance supplémentaire à installer :</w:t>
-            </w:r>
-          </w:p>
-          <w:p>
-            <w:pPr>
-              <w:spacing w:after="0" w:line="240" w:lineRule="auto"/>
-            </w:pPr>
-          </w:p>
-          <w:p>
-            <w:pPr>
-              <w:spacing w:after="0" w:line="240" w:lineRule="auto"/>
-            </w:pPr>
-            <w:r>
+              <w:t xml:space="preserve">GLPI nécessite </w:t>
+            </w:r>
+            <w:proofErr w:type="gramStart"/>
+            <w:r>
+              <w:t>quelque</w:t>
+            </w:r>
+            <w:r>
+              <w:t>s</w:t>
+            </w:r>
+            <w:r>
+              <w:t xml:space="preserve"> dépendance</w:t>
+            </w:r>
+            <w:r>
+              <w:t>s</w:t>
+            </w:r>
+            <w:r>
+              <w:t xml:space="preserve"> supplémentaire</w:t>
+            </w:r>
+            <w:proofErr w:type="gramEnd"/>
+            <w:r>
+              <w:t xml:space="preserve"> à installer :</w:t>
+            </w:r>
+          </w:p>
+          <w:p>
+            <w:pPr>
+              <w:spacing w:after="0" w:line="240" w:lineRule="auto"/>
+            </w:pPr>
+          </w:p>
+          <w:p>
+            <w:pPr>
+              <w:spacing w:after="0" w:line="240" w:lineRule="auto"/>
+            </w:pPr>
+            <w:r>
+              <w:rPr>
+                <w:noProof/>
+              </w:rPr>
               <w:drawing>
                 <wp:inline distT="0" distB="0" distL="0" distR="0" wp14:anchorId="5EFB715C" wp14:editId="2DFB99F7">
                   <wp:extent cx="3733171" cy="2380409"/>
@@ -1533,6 +1553,9 @@
               <w:spacing w:after="0" w:line="240" w:lineRule="auto"/>
             </w:pPr>
             <w:r>
+              <w:rPr>
+                <w:noProof/>
+              </w:rPr>
               <w:drawing>
                 <wp:inline distT="0" distB="0" distL="0" distR="0" wp14:anchorId="539F761B" wp14:editId="6876366E">
                   <wp:extent cx="3970655" cy="2531838"/>
@@ -1593,6 +1616,9 @@
               <w:spacing w:after="0" w:line="240" w:lineRule="auto"/>
             </w:pPr>
             <w:r>
+              <w:rPr>
+                <w:noProof/>
+              </w:rPr>
               <w:lastRenderedPageBreak/>
               <w:drawing>
                 <wp:inline distT="0" distB="0" distL="0" distR="0" wp14:anchorId="50452840" wp14:editId="16201811">
@@ -1654,6 +1680,9 @@
               <w:spacing w:after="0" w:line="240" w:lineRule="auto"/>
             </w:pPr>
             <w:r>
+              <w:rPr>
+                <w:noProof/>
+              </w:rPr>
               <w:drawing>
                 <wp:inline distT="0" distB="0" distL="0" distR="0" wp14:anchorId="323D4059" wp14:editId="7D6C3D3B">
                   <wp:extent cx="3970655" cy="2531838"/>
@@ -1714,6 +1743,9 @@
               <w:spacing w:after="0" w:line="240" w:lineRule="auto"/>
             </w:pPr>
             <w:r>
+              <w:rPr>
+                <w:noProof/>
+              </w:rPr>
               <w:lastRenderedPageBreak/>
               <w:drawing>
                 <wp:inline distT="0" distB="0" distL="0" distR="0" wp14:anchorId="4E6373C8" wp14:editId="585DA542">
@@ -1821,6 +1853,9 @@
               <w:spacing w:after="0" w:line="240" w:lineRule="auto"/>
             </w:pPr>
             <w:r>
+              <w:rPr>
+                <w:noProof/>
+              </w:rPr>
               <w:drawing>
                 <wp:inline distT="0" distB="0" distL="0" distR="0" wp14:anchorId="3693A877" wp14:editId="59B2ACA7">
                   <wp:extent cx="6299835" cy="2282190"/>
@@ -1881,6 +1916,9 @@
               <w:spacing w:after="0" w:line="240" w:lineRule="auto"/>
             </w:pPr>
             <w:r>
+              <w:rPr>
+                <w:noProof/>
+              </w:rPr>
               <w:drawing>
                 <wp:inline distT="0" distB="0" distL="0" distR="0" wp14:anchorId="59F4DA03" wp14:editId="215C7BDC">
                   <wp:extent cx="6299835" cy="443865"/>
@@ -1936,6 +1974,9 @@
               <w:spacing w:after="0" w:line="240" w:lineRule="auto"/>
             </w:pPr>
             <w:r>
+              <w:rPr>
+                <w:noProof/>
+              </w:rPr>
               <w:lastRenderedPageBreak/>
               <w:drawing>
                 <wp:inline distT="0" distB="0" distL="0" distR="0" wp14:anchorId="0ED85BB8" wp14:editId="1D436A14">
@@ -1979,6 +2020,9 @@
               <w:spacing w:after="0" w:line="240" w:lineRule="auto"/>
             </w:pPr>
             <w:r>
+              <w:rPr>
+                <w:noProof/>
+              </w:rPr>
               <w:drawing>
                 <wp:inline distT="0" distB="0" distL="0" distR="0" wp14:anchorId="7EF85B15" wp14:editId="18CB3163">
                   <wp:extent cx="6299835" cy="4510405"/>
@@ -2026,6 +2070,9 @@
               <w:spacing w:after="0" w:line="240" w:lineRule="auto"/>
             </w:pPr>
             <w:r>
+              <w:rPr>
+                <w:noProof/>
+              </w:rPr>
               <w:lastRenderedPageBreak/>
               <w:drawing>
                 <wp:inline distT="0" distB="0" distL="0" distR="0" wp14:anchorId="34CB75BC" wp14:editId="7C706B7C">
@@ -2074,6 +2121,9 @@
               <w:spacing w:after="0" w:line="240" w:lineRule="auto"/>
             </w:pPr>
             <w:r>
+              <w:rPr>
+                <w:noProof/>
+              </w:rPr>
               <w:drawing>
                 <wp:inline distT="0" distB="0" distL="0" distR="0" wp14:anchorId="2BA5DEB0" wp14:editId="155CDE0E">
                   <wp:extent cx="6299835" cy="4510405"/>
@@ -2121,6 +2171,9 @@
               <w:spacing w:after="0" w:line="240" w:lineRule="auto"/>
             </w:pPr>
             <w:r>
+              <w:rPr>
+                <w:noProof/>
+              </w:rPr>
               <w:lastRenderedPageBreak/>
               <w:drawing>
                 <wp:inline distT="0" distB="0" distL="0" distR="0" wp14:anchorId="6C87CA76" wp14:editId="306EF20D">
@@ -2169,6 +2222,9 @@
               <w:spacing w:after="0" w:line="240" w:lineRule="auto"/>
             </w:pPr>
             <w:r>
+              <w:rPr>
+                <w:noProof/>
+              </w:rPr>
               <w:drawing>
                 <wp:inline distT="0" distB="0" distL="0" distR="0" wp14:anchorId="76319692" wp14:editId="676A6563">
                   <wp:extent cx="6299835" cy="4510405"/>
@@ -2211,6 +2267,9 @@
               <w:spacing w:after="0" w:line="240" w:lineRule="auto"/>
             </w:pPr>
             <w:r>
+              <w:rPr>
+                <w:noProof/>
+              </w:rPr>
               <w:lastRenderedPageBreak/>
               <w:drawing>
                 <wp:inline distT="0" distB="0" distL="0" distR="0" wp14:anchorId="105A65D0" wp14:editId="770091C2">
@@ -2267,6 +2326,9 @@
               <w:spacing w:after="0" w:line="240" w:lineRule="auto"/>
             </w:pPr>
             <w:r>
+              <w:rPr>
+                <w:noProof/>
+              </w:rPr>
               <w:drawing>
                 <wp:inline distT="0" distB="0" distL="0" distR="0" wp14:anchorId="724DCC03" wp14:editId="2D988FE5">
                   <wp:extent cx="6299835" cy="4510405"/>
@@ -2314,6 +2376,9 @@
               <w:spacing w:after="0" w:line="240" w:lineRule="auto"/>
             </w:pPr>
             <w:r>
+              <w:rPr>
+                <w:noProof/>
+              </w:rPr>
               <w:drawing>
                 <wp:inline distT="0" distB="0" distL="0" distR="0" wp14:anchorId="368FCEFF" wp14:editId="4604EA26">
                   <wp:extent cx="6299835" cy="4510405"/>
@@ -2402,6 +2467,9 @@
               <w:spacing w:after="0" w:line="240" w:lineRule="auto"/>
             </w:pPr>
             <w:r>
+              <w:rPr>
+                <w:noProof/>
+              </w:rPr>
               <w:lastRenderedPageBreak/>
               <w:drawing>
                 <wp:inline distT="0" distB="0" distL="0" distR="0" wp14:anchorId="6301327C" wp14:editId="3FFAAA45">
@@ -2471,6 +2539,9 @@
               <w:spacing w:after="0" w:line="240" w:lineRule="auto"/>
             </w:pPr>
             <w:r>
+              <w:rPr>
+                <w:noProof/>
+              </w:rPr>
               <w:drawing>
                 <wp:inline distT="0" distB="0" distL="0" distR="0" wp14:anchorId="6E25760E" wp14:editId="2E2EEF59">
                   <wp:extent cx="6299835" cy="1841500"/>
@@ -2513,6 +2584,9 @@
               <w:spacing w:after="0" w:line="240" w:lineRule="auto"/>
             </w:pPr>
             <w:r>
+              <w:rPr>
+                <w:noProof/>
+              </w:rPr>
               <w:drawing>
                 <wp:inline distT="0" distB="0" distL="0" distR="0" wp14:anchorId="387C533A" wp14:editId="1491A5A0">
                   <wp:extent cx="6299835" cy="2852420"/>
@@ -2579,6 +2653,9 @@
               <w:spacing w:after="0" w:line="240" w:lineRule="auto"/>
             </w:pPr>
             <w:r>
+              <w:rPr>
+                <w:noProof/>
+              </w:rPr>
               <w:drawing>
                 <wp:inline distT="0" distB="0" distL="0" distR="0" wp14:anchorId="4134E452" wp14:editId="2527EEF0">
                   <wp:extent cx="6299835" cy="2852420"/>
@@ -2642,6 +2719,9 @@
               <w:spacing w:after="0" w:line="240" w:lineRule="auto"/>
             </w:pPr>
             <w:r>
+              <w:rPr>
+                <w:noProof/>
+              </w:rPr>
               <w:drawing>
                 <wp:inline distT="0" distB="0" distL="0" distR="0" wp14:anchorId="5CEB2B7F" wp14:editId="44F08F83">
                   <wp:extent cx="6299835" cy="3920490"/>
@@ -2710,6 +2790,9 @@
               <w:spacing w:after="0" w:line="240" w:lineRule="auto"/>
             </w:pPr>
             <w:r>
+              <w:rPr>
+                <w:noProof/>
+              </w:rPr>
               <w:lastRenderedPageBreak/>
               <w:drawing>
                 <wp:inline distT="0" distB="0" distL="0" distR="0" wp14:anchorId="7860D332" wp14:editId="6CAD7601">
@@ -2787,6 +2870,9 @@
               <w:spacing w:after="0" w:line="240" w:lineRule="auto"/>
             </w:pPr>
             <w:r>
+              <w:rPr>
+                <w:noProof/>
+              </w:rPr>
               <w:drawing>
                 <wp:inline distT="0" distB="0" distL="0" distR="0" wp14:anchorId="13BE8F30" wp14:editId="1087E0D5">
                   <wp:extent cx="6299835" cy="3920490"/>
@@ -2847,6 +2933,9 @@
               <w:spacing w:after="0" w:line="240" w:lineRule="auto"/>
             </w:pPr>
             <w:r>
+              <w:rPr>
+                <w:noProof/>
+              </w:rPr>
               <w:lastRenderedPageBreak/>
               <w:drawing>
                 <wp:inline distT="0" distB="0" distL="0" distR="0" wp14:anchorId="577759A7" wp14:editId="565E3BCD">
@@ -2893,12 +2982,426 @@
           <w:p>
             <w:pPr>
               <w:spacing w:after="0" w:line="240" w:lineRule="auto"/>
-            </w:pPr>
-          </w:p>
-          <w:p>
-            <w:pPr>
-              <w:spacing w:after="0" w:line="240" w:lineRule="auto"/>
-            </w:pPr>
+              <w:rPr>
+                <w:b/>
+                <w:bCs/>
+              </w:rPr>
+            </w:pPr>
+            <w:r>
+              <w:rPr>
+                <w:b/>
+                <w:bCs/>
+              </w:rPr>
+              <w:t>III/ Déploiement de l’agent Fusion Inventory</w:t>
+            </w:r>
+            <w:r>
+              <w:rPr>
+                <w:b/>
+                <w:bCs/>
+              </w:rPr>
+              <w:t xml:space="preserve"> et remontée d’inventaire</w:t>
+            </w:r>
+          </w:p>
+          <w:p>
+            <w:pPr>
+              <w:spacing w:after="0" w:line="240" w:lineRule="auto"/>
+              <w:rPr>
+                <w:b/>
+                <w:bCs/>
+              </w:rPr>
+            </w:pPr>
+          </w:p>
+          <w:p>
+            <w:pPr>
+              <w:spacing w:after="0" w:line="240" w:lineRule="auto"/>
+            </w:pPr>
+            <w:r>
+              <w:t>Une fois le plugin installé, on peut déployer l’agent téléchargeable sur le site du plugin. Dans mon cas, je vais l’installer sur ma machine Windows Server connecté sur le même réseau virtuel privé :</w:t>
+            </w:r>
+          </w:p>
+          <w:p>
+            <w:pPr>
+              <w:spacing w:after="0" w:line="240" w:lineRule="auto"/>
+            </w:pPr>
+          </w:p>
+          <w:p>
+            <w:pPr>
+              <w:spacing w:after="0" w:line="240" w:lineRule="auto"/>
+            </w:pPr>
+            <w:r>
+              <w:drawing>
+                <wp:inline distT="0" distB="0" distL="0" distR="0" wp14:anchorId="1ED884ED" wp14:editId="5136B6BC">
+                  <wp:extent cx="5026288" cy="2821936"/>
+                  <wp:effectExtent l="0" t="0" r="3175" b="0"/>
+                  <wp:docPr id="27" name="Image 27"/>
+                  <wp:cNvGraphicFramePr>
+                    <a:graphicFrameLocks xmlns:a="http://schemas.openxmlformats.org/drawingml/2006/main" noChangeAspect="1"/>
+                  </wp:cNvGraphicFramePr>
+                  <a:graphic xmlns:a="http://schemas.openxmlformats.org/drawingml/2006/main">
+                    <a:graphicData uri="http://schemas.openxmlformats.org/drawingml/2006/picture">
+                      <pic:pic xmlns:pic="http://schemas.openxmlformats.org/drawingml/2006/picture">
+                        <pic:nvPicPr>
+                          <pic:cNvPr id="1" name=""/>
+                          <pic:cNvPicPr/>
+                        </pic:nvPicPr>
+                        <pic:blipFill>
+                          <a:blip r:embed="rId33"/>
+                          <a:stretch>
+                            <a:fillRect/>
+                          </a:stretch>
+                        </pic:blipFill>
+                        <pic:spPr>
+                          <a:xfrm>
+                            <a:off x="0" y="0"/>
+                            <a:ext cx="5035730" cy="2827237"/>
+                          </a:xfrm>
+                          <a:prstGeom prst="rect">
+                            <a:avLst/>
+                          </a:prstGeom>
+                        </pic:spPr>
+                      </pic:pic>
+                    </a:graphicData>
+                  </a:graphic>
+                </wp:inline>
+              </w:drawing>
+            </w:r>
+          </w:p>
+          <w:p>
+            <w:pPr>
+              <w:spacing w:after="0" w:line="240" w:lineRule="auto"/>
+            </w:pPr>
+          </w:p>
+          <w:p>
+            <w:pPr>
+              <w:spacing w:after="0" w:line="240" w:lineRule="auto"/>
+            </w:pPr>
+            <w:r>
+              <w:t>J’installe l’agent comme indiqué sur les captures :</w:t>
+            </w:r>
+          </w:p>
+          <w:p>
+            <w:pPr>
+              <w:spacing w:after="0" w:line="240" w:lineRule="auto"/>
+            </w:pPr>
+          </w:p>
+          <w:p>
+            <w:pPr>
+              <w:spacing w:after="0" w:line="240" w:lineRule="auto"/>
+            </w:pPr>
+            <w:r>
+              <w:lastRenderedPageBreak/>
+              <w:drawing>
+                <wp:inline distT="0" distB="0" distL="0" distR="0" wp14:anchorId="01E05BF2" wp14:editId="54EE01CE">
+                  <wp:extent cx="2876339" cy="3260705"/>
+                  <wp:effectExtent l="0" t="0" r="0" b="3810"/>
+                  <wp:docPr id="28" name="Image 28"/>
+                  <wp:cNvGraphicFramePr>
+                    <a:graphicFrameLocks xmlns:a="http://schemas.openxmlformats.org/drawingml/2006/main" noChangeAspect="1"/>
+                  </wp:cNvGraphicFramePr>
+                  <a:graphic xmlns:a="http://schemas.openxmlformats.org/drawingml/2006/main">
+                    <a:graphicData uri="http://schemas.openxmlformats.org/drawingml/2006/picture">
+                      <pic:pic xmlns:pic="http://schemas.openxmlformats.org/drawingml/2006/picture">
+                        <pic:nvPicPr>
+                          <pic:cNvPr id="1" name=""/>
+                          <pic:cNvPicPr/>
+                        </pic:nvPicPr>
+                        <pic:blipFill>
+                          <a:blip r:embed="rId34"/>
+                          <a:stretch>
+                            <a:fillRect/>
+                          </a:stretch>
+                        </pic:blipFill>
+                        <pic:spPr>
+                          <a:xfrm>
+                            <a:off x="0" y="0"/>
+                            <a:ext cx="2887951" cy="3273868"/>
+                          </a:xfrm>
+                          <a:prstGeom prst="rect">
+                            <a:avLst/>
+                          </a:prstGeom>
+                        </pic:spPr>
+                      </pic:pic>
+                    </a:graphicData>
+                  </a:graphic>
+                </wp:inline>
+              </w:drawing>
+            </w:r>
+          </w:p>
+          <w:p>
+            <w:pPr>
+              <w:spacing w:after="0" w:line="240" w:lineRule="auto"/>
+            </w:pPr>
+          </w:p>
+          <w:p>
+            <w:pPr>
+              <w:spacing w:after="0" w:line="240" w:lineRule="auto"/>
+            </w:pPr>
+            <w:r>
+              <w:drawing>
+                <wp:inline distT="0" distB="0" distL="0" distR="0" wp14:anchorId="083F8B68" wp14:editId="41F7B88B">
+                  <wp:extent cx="4196326" cy="3218410"/>
+                  <wp:effectExtent l="0" t="0" r="0" b="0"/>
+                  <wp:docPr id="29" name="Image 29"/>
+                  <wp:cNvGraphicFramePr>
+                    <a:graphicFrameLocks xmlns:a="http://schemas.openxmlformats.org/drawingml/2006/main" noChangeAspect="1"/>
+                  </wp:cNvGraphicFramePr>
+                  <a:graphic xmlns:a="http://schemas.openxmlformats.org/drawingml/2006/main">
+                    <a:graphicData uri="http://schemas.openxmlformats.org/drawingml/2006/picture">
+                      <pic:pic xmlns:pic="http://schemas.openxmlformats.org/drawingml/2006/picture">
+                        <pic:nvPicPr>
+                          <pic:cNvPr id="1" name=""/>
+                          <pic:cNvPicPr/>
+                        </pic:nvPicPr>
+                        <pic:blipFill>
+                          <a:blip r:embed="rId35"/>
+                          <a:stretch>
+                            <a:fillRect/>
+                          </a:stretch>
+                        </pic:blipFill>
+                        <pic:spPr>
+                          <a:xfrm>
+                            <a:off x="0" y="0"/>
+                            <a:ext cx="4201436" cy="3222329"/>
+                          </a:xfrm>
+                          <a:prstGeom prst="rect">
+                            <a:avLst/>
+                          </a:prstGeom>
+                        </pic:spPr>
+                      </pic:pic>
+                    </a:graphicData>
+                  </a:graphic>
+                </wp:inline>
+              </w:drawing>
+            </w:r>
+          </w:p>
+          <w:p>
+            <w:pPr>
+              <w:spacing w:after="0" w:line="240" w:lineRule="auto"/>
+            </w:pPr>
+          </w:p>
+          <w:p>
+            <w:pPr>
+              <w:spacing w:after="0" w:line="240" w:lineRule="auto"/>
+            </w:pPr>
+            <w:r>
+              <w:lastRenderedPageBreak/>
+              <w:drawing>
+                <wp:inline distT="0" distB="0" distL="0" distR="0" wp14:anchorId="240A1E1A" wp14:editId="3C482EC9">
+                  <wp:extent cx="4234297" cy="3247532"/>
+                  <wp:effectExtent l="0" t="0" r="0" b="3810"/>
+                  <wp:docPr id="30" name="Image 30"/>
+                  <wp:cNvGraphicFramePr>
+                    <a:graphicFrameLocks xmlns:a="http://schemas.openxmlformats.org/drawingml/2006/main" noChangeAspect="1"/>
+                  </wp:cNvGraphicFramePr>
+                  <a:graphic xmlns:a="http://schemas.openxmlformats.org/drawingml/2006/main">
+                    <a:graphicData uri="http://schemas.openxmlformats.org/drawingml/2006/picture">
+                      <pic:pic xmlns:pic="http://schemas.openxmlformats.org/drawingml/2006/picture">
+                        <pic:nvPicPr>
+                          <pic:cNvPr id="1" name=""/>
+                          <pic:cNvPicPr/>
+                        </pic:nvPicPr>
+                        <pic:blipFill>
+                          <a:blip r:embed="rId36"/>
+                          <a:stretch>
+                            <a:fillRect/>
+                          </a:stretch>
+                        </pic:blipFill>
+                        <pic:spPr>
+                          <a:xfrm>
+                            <a:off x="0" y="0"/>
+                            <a:ext cx="4242427" cy="3253767"/>
+                          </a:xfrm>
+                          <a:prstGeom prst="rect">
+                            <a:avLst/>
+                          </a:prstGeom>
+                        </pic:spPr>
+                      </pic:pic>
+                    </a:graphicData>
+                  </a:graphic>
+                </wp:inline>
+              </w:drawing>
+            </w:r>
+          </w:p>
+          <w:p>
+            <w:pPr>
+              <w:spacing w:after="0" w:line="240" w:lineRule="auto"/>
+            </w:pPr>
+          </w:p>
+          <w:p>
+            <w:pPr>
+              <w:spacing w:after="0" w:line="240" w:lineRule="auto"/>
+            </w:pPr>
+            <w:r>
+              <w:t>Je renseigne l’adresse IP du serveur GLPI :</w:t>
+            </w:r>
+          </w:p>
+          <w:p>
+            <w:pPr>
+              <w:spacing w:after="0" w:line="240" w:lineRule="auto"/>
+            </w:pPr>
+          </w:p>
+          <w:p>
+            <w:pPr>
+              <w:spacing w:after="0" w:line="240" w:lineRule="auto"/>
+            </w:pPr>
+            <w:r>
+              <w:drawing>
+                <wp:inline distT="0" distB="0" distL="0" distR="0" wp14:anchorId="098691B0" wp14:editId="1E9AE6AF">
+                  <wp:extent cx="3447929" cy="2644420"/>
+                  <wp:effectExtent l="0" t="0" r="0" b="0"/>
+                  <wp:docPr id="31" name="Image 31"/>
+                  <wp:cNvGraphicFramePr>
+                    <a:graphicFrameLocks xmlns:a="http://schemas.openxmlformats.org/drawingml/2006/main" noChangeAspect="1"/>
+                  </wp:cNvGraphicFramePr>
+                  <a:graphic xmlns:a="http://schemas.openxmlformats.org/drawingml/2006/main">
+                    <a:graphicData uri="http://schemas.openxmlformats.org/drawingml/2006/picture">
+                      <pic:pic xmlns:pic="http://schemas.openxmlformats.org/drawingml/2006/picture">
+                        <pic:nvPicPr>
+                          <pic:cNvPr id="1" name=""/>
+                          <pic:cNvPicPr/>
+                        </pic:nvPicPr>
+                        <pic:blipFill>
+                          <a:blip r:embed="rId37"/>
+                          <a:stretch>
+                            <a:fillRect/>
+                          </a:stretch>
+                        </pic:blipFill>
+                        <pic:spPr>
+                          <a:xfrm>
+                            <a:off x="0" y="0"/>
+                            <a:ext cx="3451933" cy="2647491"/>
+                          </a:xfrm>
+                          <a:prstGeom prst="rect">
+                            <a:avLst/>
+                          </a:prstGeom>
+                        </pic:spPr>
+                      </pic:pic>
+                    </a:graphicData>
+                  </a:graphic>
+                </wp:inline>
+              </w:drawing>
+            </w:r>
+          </w:p>
+          <w:p>
+            <w:pPr>
+              <w:spacing w:after="0" w:line="240" w:lineRule="auto"/>
+            </w:pPr>
+          </w:p>
+          <w:p>
+            <w:pPr>
+              <w:spacing w:after="0" w:line="240" w:lineRule="auto"/>
+            </w:pPr>
+            <w:r>
+              <w:t>Pour tester l’installation, on peut forcer la remontée d’inventaire :</w:t>
+            </w:r>
+          </w:p>
+          <w:p>
+            <w:pPr>
+              <w:spacing w:after="0" w:line="240" w:lineRule="auto"/>
+            </w:pPr>
+          </w:p>
+          <w:p>
+            <w:pPr>
+              <w:spacing w:after="0" w:line="240" w:lineRule="auto"/>
+            </w:pPr>
+            <w:r>
+              <w:lastRenderedPageBreak/>
+              <w:drawing>
+                <wp:inline distT="0" distB="0" distL="0" distR="0" wp14:anchorId="286261E5" wp14:editId="40AFB986">
+                  <wp:extent cx="4705957" cy="2623591"/>
+                  <wp:effectExtent l="0" t="0" r="0" b="5715"/>
+                  <wp:docPr id="33" name="Image 33"/>
+                  <wp:cNvGraphicFramePr>
+                    <a:graphicFrameLocks xmlns:a="http://schemas.openxmlformats.org/drawingml/2006/main" noChangeAspect="1"/>
+                  </wp:cNvGraphicFramePr>
+                  <a:graphic xmlns:a="http://schemas.openxmlformats.org/drawingml/2006/main">
+                    <a:graphicData uri="http://schemas.openxmlformats.org/drawingml/2006/picture">
+                      <pic:pic xmlns:pic="http://schemas.openxmlformats.org/drawingml/2006/picture">
+                        <pic:nvPicPr>
+                          <pic:cNvPr id="1" name=""/>
+                          <pic:cNvPicPr/>
+                        </pic:nvPicPr>
+                        <pic:blipFill>
+                          <a:blip r:embed="rId38"/>
+                          <a:stretch>
+                            <a:fillRect/>
+                          </a:stretch>
+                        </pic:blipFill>
+                        <pic:spPr>
+                          <a:xfrm>
+                            <a:off x="0" y="0"/>
+                            <a:ext cx="4712182" cy="2627062"/>
+                          </a:xfrm>
+                          <a:prstGeom prst="rect">
+                            <a:avLst/>
+                          </a:prstGeom>
+                        </pic:spPr>
+                      </pic:pic>
+                    </a:graphicData>
+                  </a:graphic>
+                </wp:inline>
+              </w:drawing>
+            </w:r>
+          </w:p>
+          <w:p>
+            <w:pPr>
+              <w:spacing w:after="0" w:line="240" w:lineRule="auto"/>
+            </w:pPr>
+          </w:p>
+          <w:p>
+            <w:pPr>
+              <w:spacing w:after="0" w:line="240" w:lineRule="auto"/>
+            </w:pPr>
+            <w:r>
+              <w:t>On se rends ensuite dans l’inventaire GLPI, on peut ainsi voir notre serveur Windows :</w:t>
+            </w:r>
+          </w:p>
+          <w:p>
+            <w:pPr>
+              <w:spacing w:after="0" w:line="240" w:lineRule="auto"/>
+            </w:pPr>
+          </w:p>
+          <w:p>
+            <w:pPr>
+              <w:spacing w:after="0" w:line="240" w:lineRule="auto"/>
+            </w:pPr>
+            <w:r>
+              <w:drawing>
+                <wp:inline distT="0" distB="0" distL="0" distR="0" wp14:anchorId="290A868F" wp14:editId="13D8E130">
+                  <wp:extent cx="6299835" cy="2921000"/>
+                  <wp:effectExtent l="0" t="0" r="0" b="0"/>
+                  <wp:docPr id="35" name="Image 35"/>
+                  <wp:cNvGraphicFramePr>
+                    <a:graphicFrameLocks xmlns:a="http://schemas.openxmlformats.org/drawingml/2006/main" noChangeAspect="1"/>
+                  </wp:cNvGraphicFramePr>
+                  <a:graphic xmlns:a="http://schemas.openxmlformats.org/drawingml/2006/main">
+                    <a:graphicData uri="http://schemas.openxmlformats.org/drawingml/2006/picture">
+                      <pic:pic xmlns:pic="http://schemas.openxmlformats.org/drawingml/2006/picture">
+                        <pic:nvPicPr>
+                          <pic:cNvPr id="1" name=""/>
+                          <pic:cNvPicPr/>
+                        </pic:nvPicPr>
+                        <pic:blipFill>
+                          <a:blip r:embed="rId39"/>
+                          <a:stretch>
+                            <a:fillRect/>
+                          </a:stretch>
+                        </pic:blipFill>
+                        <pic:spPr>
+                          <a:xfrm>
+                            <a:off x="0" y="0"/>
+                            <a:ext cx="6299835" cy="2921000"/>
+                          </a:xfrm>
+                          <a:prstGeom prst="rect">
+                            <a:avLst/>
+                          </a:prstGeom>
+                        </pic:spPr>
+                      </pic:pic>
+                    </a:graphicData>
+                  </a:graphic>
+                </wp:inline>
+              </w:drawing>
+            </w:r>
           </w:p>
         </w:tc>
       </w:tr>
@@ -2964,7 +3467,10 @@
               <w:spacing w:after="0" w:line="240" w:lineRule="auto"/>
             </w:pPr>
             <w:r>
-              <w:t>Enseignements tirés de l’activité, problèmes rencontrés, démarches et solutions.</w:t>
+              <w:t xml:space="preserve">GLPI couplé avec le plugin Fusion-Inventory est une solution complète permettant d’effectuer un inventaire et une gestion </w:t>
+            </w:r>
+            <w:r>
+              <w:t>d’un parc informatique. L’installation et la configuration est relativement simple et est automatisable.</w:t>
             </w:r>
           </w:p>
         </w:tc>
@@ -3030,13 +3536,16 @@
             <w:pPr>
               <w:spacing w:after="0" w:line="240" w:lineRule="auto"/>
             </w:pPr>
+            <w:r>
+              <w:t>Automatisation du déploiement de l’agent Fusion par GPO</w:t>
+            </w:r>
           </w:p>
         </w:tc>
       </w:tr>
     </w:tbl>
     <w:p/>
     <w:sectPr>
-      <w:footerReference w:type="default" r:id="rId33"/>
+      <w:footerReference w:type="default" r:id="rId40"/>
       <w:pgSz w:w="11906" w:h="16838"/>
       <w:pgMar w:top="567" w:right="851" w:bottom="567" w:left="1134" w:header="709" w:footer="709" w:gutter="0"/>
       <w:cols w:space="708"/>
@@ -4007,7 +4516,7 @@
     <w:lsdException w:name="Table Web 2" w:semiHidden="1" w:unhideWhenUsed="1"/>
     <w:lsdException w:name="Table Web 3" w:semiHidden="1" w:unhideWhenUsed="1"/>
     <w:lsdException w:name="Balloon Text" w:semiHidden="1" w:unhideWhenUsed="1"/>
-    <w:lsdException w:name="Table Grid" w:locked="1" w:semiHidden="1" w:uiPriority="0" w:unhideWhenUsed="1"/>
+    <w:lsdException w:name="Table Grid" w:locked="1" w:uiPriority="0"/>
     <w:lsdException w:name="Table Theme" w:semiHidden="1" w:unhideWhenUsed="1"/>
     <w:lsdException w:name="Placeholder Text" w:semiHidden="1"/>
     <w:lsdException w:name="No Spacing" w:uiPriority="1" w:qFormat="1"/>

--- a/assets/files/atelier/ecole/07-glpi_fusion.docx
+++ b/assets/files/atelier/ecole/07-glpi_fusion.docx
@@ -4,7 +4,7 @@
   <w:body>
     <w:tbl>
       <w:tblPr>
-        <w:tblW w:w="10349" w:type="dxa"/>
+        <w:tblW w:w="10261" w:type="dxa"/>
         <w:tblInd w:w="-106" w:type="dxa"/>
         <w:tblBorders>
           <w:top w:val="single" w:sz="4" w:space="0" w:color="auto"/>
@@ -17,18 +17,17 @@
         <w:tblLook w:val="00A0" w:firstRow="1" w:lastRow="0" w:firstColumn="1" w:lastColumn="0" w:noHBand="0" w:noVBand="0"/>
       </w:tblPr>
       <w:tblGrid>
-        <w:gridCol w:w="2978"/>
-        <w:gridCol w:w="1701"/>
-        <w:gridCol w:w="2410"/>
-        <w:gridCol w:w="3260"/>
+        <w:gridCol w:w="4310"/>
+        <w:gridCol w:w="2462"/>
+        <w:gridCol w:w="3489"/>
       </w:tblGrid>
       <w:tr>
         <w:trPr>
-          <w:trHeight w:val="450"/>
+          <w:trHeight w:val="416"/>
         </w:trPr>
         <w:tc>
           <w:tcPr>
-            <w:tcW w:w="2978" w:type="dxa"/>
+            <w:tcW w:w="4310" w:type="dxa"/>
             <w:vMerge w:val="restart"/>
           </w:tcPr>
           <w:p>
@@ -85,7 +84,7 @@
         </w:tc>
         <w:tc>
           <w:tcPr>
-            <w:tcW w:w="4111" w:type="dxa"/>
+            <w:tcW w:w="5951" w:type="dxa"/>
             <w:gridSpan w:val="2"/>
           </w:tcPr>
           <w:p>
@@ -121,40 +120,77 @@
             </w:r>
           </w:p>
         </w:tc>
+      </w:tr>
+      <w:tr>
+        <w:trPr>
+          <w:trHeight w:val="416"/>
+        </w:trPr>
         <w:tc>
           <w:tcPr>
-            <w:tcW w:w="3260" w:type="dxa"/>
-            <w:vMerge w:val="restart"/>
+            <w:tcW w:w="4310" w:type="dxa"/>
+            <w:vMerge/>
           </w:tcPr>
           <w:p>
             <w:pPr>
               <w:spacing w:after="0" w:line="240" w:lineRule="auto"/>
             </w:pPr>
           </w:p>
-          <w:p>
-            <w:pPr>
-              <w:spacing w:after="0" w:line="240" w:lineRule="auto"/>
-              <w:rPr>
-                <w:noProof/>
-                <w:lang w:eastAsia="fr-FR"/>
-              </w:rPr>
-            </w:pPr>
-          </w:p>
-          <w:p>
-            <w:pPr>
-              <w:spacing w:after="0" w:line="240" w:lineRule="auto"/>
+        </w:tc>
+        <w:tc>
+          <w:tcPr>
+            <w:tcW w:w="2462" w:type="dxa"/>
+          </w:tcPr>
+          <w:p>
+            <w:pPr>
+              <w:pStyle w:val="Default"/>
+              <w:rPr>
+                <w:b/>
+                <w:bCs/>
+                <w:sz w:val="23"/>
+                <w:szCs w:val="23"/>
+              </w:rPr>
+            </w:pPr>
+            <w:r>
+              <w:rPr>
+                <w:b/>
+                <w:bCs/>
+                <w:sz w:val="22"/>
+                <w:szCs w:val="22"/>
+              </w:rPr>
+              <w:t>Option</w:t>
+            </w:r>
+          </w:p>
+        </w:tc>
+        <w:tc>
+          <w:tcPr>
+            <w:tcW w:w="3488" w:type="dxa"/>
+          </w:tcPr>
+          <w:p>
+            <w:pPr>
+              <w:pStyle w:val="Default"/>
               <w:jc w:val="center"/>
-            </w:pPr>
+              <w:rPr>
+                <w:sz w:val="22"/>
+                <w:szCs w:val="22"/>
+              </w:rPr>
+            </w:pPr>
+            <w:r>
+              <w:rPr>
+                <w:sz w:val="22"/>
+                <w:szCs w:val="22"/>
+              </w:rPr>
+              <w:t>SISR</w:t>
+            </w:r>
           </w:p>
         </w:tc>
       </w:tr>
       <w:tr>
         <w:trPr>
-          <w:trHeight w:val="450"/>
+          <w:trHeight w:val="416"/>
         </w:trPr>
         <w:tc>
           <w:tcPr>
-            <w:tcW w:w="2978" w:type="dxa"/>
+            <w:tcW w:w="4310" w:type="dxa"/>
             <w:vMerge/>
           </w:tcPr>
           <w:p>
@@ -165,7 +201,7 @@
         </w:tc>
         <w:tc>
           <w:tcPr>
-            <w:tcW w:w="1701" w:type="dxa"/>
+            <w:tcW w:w="2462" w:type="dxa"/>
           </w:tcPr>
           <w:p>
             <w:pPr>
@@ -181,69 +217,21 @@
               <w:rPr>
                 <w:b/>
                 <w:bCs/>
-                <w:sz w:val="22"/>
-                <w:szCs w:val="22"/>
-              </w:rPr>
-              <w:t>Option</w:t>
+                <w:sz w:val="23"/>
+                <w:szCs w:val="23"/>
+              </w:rPr>
+              <w:t>Session</w:t>
             </w:r>
           </w:p>
         </w:tc>
         <w:tc>
           <w:tcPr>
-            <w:tcW w:w="2410" w:type="dxa"/>
+            <w:tcW w:w="3488" w:type="dxa"/>
           </w:tcPr>
           <w:p>
             <w:pPr>
               <w:pStyle w:val="Default"/>
               <w:jc w:val="center"/>
-              <w:rPr>
-                <w:sz w:val="22"/>
-                <w:szCs w:val="22"/>
-              </w:rPr>
-            </w:pPr>
-            <w:r>
-              <w:rPr>
-                <w:sz w:val="22"/>
-                <w:szCs w:val="22"/>
-              </w:rPr>
-              <w:t>SISR</w:t>
-            </w:r>
-          </w:p>
-        </w:tc>
-        <w:tc>
-          <w:tcPr>
-            <w:tcW w:w="3260" w:type="dxa"/>
-            <w:vMerge/>
-          </w:tcPr>
-          <w:p>
-            <w:pPr>
-              <w:pStyle w:val="Default"/>
-            </w:pPr>
-          </w:p>
-        </w:tc>
-      </w:tr>
-      <w:tr>
-        <w:trPr>
-          <w:trHeight w:val="450"/>
-        </w:trPr>
-        <w:tc>
-          <w:tcPr>
-            <w:tcW w:w="2978" w:type="dxa"/>
-            <w:vMerge/>
-          </w:tcPr>
-          <w:p>
-            <w:pPr>
-              <w:spacing w:after="0" w:line="240" w:lineRule="auto"/>
-            </w:pPr>
-          </w:p>
-        </w:tc>
-        <w:tc>
-          <w:tcPr>
-            <w:tcW w:w="1701" w:type="dxa"/>
-          </w:tcPr>
-          <w:p>
-            <w:pPr>
-              <w:pStyle w:val="Default"/>
               <w:rPr>
                 <w:b/>
                 <w:bCs/>
@@ -258,25 +246,17 @@
                 <w:sz w:val="23"/>
                 <w:szCs w:val="23"/>
               </w:rPr>
-              <w:t>Session</w:t>
-            </w:r>
-          </w:p>
-        </w:tc>
-        <w:tc>
-          <w:tcPr>
-            <w:tcW w:w="2410" w:type="dxa"/>
-          </w:tcPr>
-          <w:p>
-            <w:pPr>
-              <w:pStyle w:val="Default"/>
-              <w:jc w:val="center"/>
+              <w:t>20</w:t>
+            </w:r>
+            <w:r>
               <w:rPr>
                 <w:b/>
                 <w:bCs/>
                 <w:sz w:val="23"/>
                 <w:szCs w:val="23"/>
               </w:rPr>
-            </w:pPr>
+              <w:t>2</w:t>
+            </w:r>
             <w:r>
               <w:rPr>
                 <w:b/>
@@ -284,7 +264,7 @@
                 <w:sz w:val="23"/>
                 <w:szCs w:val="23"/>
               </w:rPr>
-              <w:t>20</w:t>
+              <w:t>1</w:t>
             </w:r>
             <w:r>
               <w:rPr>
@@ -293,7 +273,7 @@
                 <w:sz w:val="23"/>
                 <w:szCs w:val="23"/>
               </w:rPr>
-              <w:t>20</w:t>
+              <w:t>/2</w:t>
             </w:r>
             <w:r>
               <w:rPr>
@@ -302,37 +282,8 @@
                 <w:sz w:val="23"/>
                 <w:szCs w:val="23"/>
               </w:rPr>
-              <w:t>/</w:t>
-            </w:r>
-            <w:r>
-              <w:rPr>
-                <w:b/>
-                <w:bCs/>
-                <w:sz w:val="23"/>
-                <w:szCs w:val="23"/>
-              </w:rPr>
               <w:t>2</w:t>
             </w:r>
-            <w:r>
-              <w:rPr>
-                <w:b/>
-                <w:bCs/>
-                <w:sz w:val="23"/>
-                <w:szCs w:val="23"/>
-              </w:rPr>
-              <w:t>1</w:t>
-            </w:r>
-          </w:p>
-        </w:tc>
-        <w:tc>
-          <w:tcPr>
-            <w:tcW w:w="3260" w:type="dxa"/>
-            <w:vMerge/>
-          </w:tcPr>
-          <w:p>
-            <w:pPr>
-              <w:pStyle w:val="Default"/>
-            </w:pPr>
           </w:p>
         </w:tc>
       </w:tr>
